--- a/DOKUMENTUMOK/2_Tesztelesi_Dokumentacio.docx
+++ b/DOKUMENTUMOK/2_Tesztelesi_Dokumentacio.docx
@@ -4654,6 +4654,91 @@
       </w:tr>
     </w:tbl>
     <w:p/>
+    <w:p>
+      <w:r>
+        <w:br w:type="page"/>
+      </w:r>
+    </w:p>
+    <w:p>
+      <w:pPr>
+        <w:pStyle w:val="Heading1"/>
+      </w:pPr>
+      <w:r>
+        <w:rPr>
+          <w:sz w:val="32"/>
+        </w:rPr>
+        <w:t>5. Kiterjesztett Tesztelési Melléklet</w:t>
+      </w:r>
+    </w:p>
+    <w:p>
+      <w:pPr>
+        <w:pStyle w:val="Heading2"/>
+      </w:pPr>
+      <w:r>
+        <w:rPr>
+          <w:sz w:val="26"/>
+        </w:rPr>
+        <w:t>5.1 Nem-funkcionális tesztek részletezése</w:t>
+      </w:r>
+    </w:p>
+    <w:p>
+      <w:r>
+        <w:rPr>
+          <w:b w:val="0"/>
+          <w:sz w:val="22"/>
+        </w:rPr>
+        <w:t>Terheléses teszt esetén 50-100 párhuzamos klienskérés mellett vizsgálandó a /kutyak és /api/adoption végpontok válaszideje. A cél 95. percentilisben 800 ms alatti válaszidő lokális hálózaton. A méréshez használható k6 vagy JMeter. Az eredmények dokumentálása táblázatos formában történjen: concurrency, átlag, p95, hibaarány.</w:t>
+      </w:r>
+    </w:p>
+    <w:p>
+      <w:r>
+        <w:rPr>
+          <w:b w:val="0"/>
+          <w:sz w:val="22"/>
+        </w:rPr>
+        <w:t>Stabilitási (soak) teszt javasolt legalább 2 órás futással, ahol folyamatos kérésforgalom mellett ellenőrizni kell a memóriaszivárgást, session anomáliákat, és az email küldés hibatűrését SMTP késleltetés esetén.</w:t>
+      </w:r>
+    </w:p>
+    <w:p>
+      <w:pPr>
+        <w:pStyle w:val="Heading2"/>
+      </w:pPr>
+      <w:r>
+        <w:rPr>
+          <w:sz w:val="26"/>
+        </w:rPr>
+        <w:t>5.2 Regressziós tesztcsomag</w:t>
+      </w:r>
+    </w:p>
+    <w:p>
+      <w:r>
+        <w:rPr>
+          <w:b w:val="0"/>
+          <w:sz w:val="22"/>
+        </w:rPr>
+        <w:t>Minden kiadás előtt futtatandó minimális regressziós csomag: regisztráció, login, jelszó-visszaállítás, kutya-feltöltés (admin), örökbefogadási kérelem beadása és státuszváltás, valamint feedback üzenetküldés. A regressziós futás eredményét build-azonosítóval, dátummal és futtató személlyel együtt kell rögzíteni.</w:t>
+      </w:r>
+    </w:p>
+    <w:p>
+      <w:pPr>
+        <w:pStyle w:val="Heading2"/>
+      </w:pPr>
+      <w:r>
+        <w:rPr>
+          <w:sz w:val="26"/>
+        </w:rPr>
+        <w:t>5.3 Kockázatalapú tesztprioritás</w:t>
+      </w:r>
+    </w:p>
+    <w:p>
+      <w:r>
+        <w:rPr>
+          <w:b w:val="0"/>
+          <w:sz w:val="22"/>
+        </w:rPr>
+        <w:t>Magas prioritás: hitelesítés, jogosultságkezelés, örökbefogadási állapotváltás, email értesítések. Közepes prioritás: profilfrissítés és képfeltöltés. Alacsony prioritás: tisztán megjelenítési jellegű elemek. A tesztelési kapacitást ennek megfelelően kell allokálni.</w:t>
+      </w:r>
+    </w:p>
     <w:sectPr>
       <w:pgSz w:w="12240" w:h="15840"/>
       <w:pgMar w:top="1417" w:right="1134" w:bottom="1417" w:left="1701" w:header="720" w:footer="720" w:gutter="0"/>

--- a/DOKUMENTUMOK/2_Tesztelesi_Dokumentacio.docx
+++ b/DOKUMENTUMOK/2_Tesztelesi_Dokumentacio.docx
@@ -1,7 +1,8 @@
 
 <file path=word/document.xml><?xml version="1.0" encoding="utf-8"?>
-<w:document xmlns:wpc="http://schemas.microsoft.com/office/word/2010/wordprocessingCanvas" xmlns:cx="http://schemas.microsoft.com/office/drawing/2014/chartex" xmlns:cx1="http://schemas.microsoft.com/office/drawing/2015/9/8/chartex" xmlns:cx2="http://schemas.microsoft.com/office/drawing/2015/10/21/chartex" xmlns:cx3="http://schemas.microsoft.com/office/drawing/2016/5/9/chartex" xmlns:cx4="http://schemas.microsoft.com/office/drawing/2016/5/10/chartex" xmlns:cx5="http://schemas.microsoft.com/office/drawing/2016/5/11/chartex" xmlns:cx6="http://schemas.microsoft.com/office/drawing/2016/5/12/chartex" xmlns:cx7="http://schemas.microsoft.com/office/drawing/2016/5/13/chartex" xmlns:cx8="http://schemas.microsoft.com/office/drawing/2016/5/14/chartex" xmlns:mc="http://schemas.openxmlformats.org/markup-compatibility/2006" xmlns:aink="http://schemas.microsoft.com/office/drawing/2016/ink" xmlns:am3d="http://schemas.microsoft.com/office/drawing/2017/model3d" xmlns:o="urn:schemas-microsoft-com:office:office" xmlns:r="http://schemas.openxmlformats.org/officeDocument/2006/relationships" xmlns:m="http://schemas.openxmlformats.org/officeDocument/2006/math" xmlns:v="urn:schemas-microsoft-com:vml" xmlns:wp14="http://schemas.microsoft.com/office/word/2010/wordprocessingDrawing" xmlns:wp="http://schemas.openxmlformats.org/drawingml/2006/wordprocessingDrawing" xmlns:w10="urn:schemas-microsoft-com:office:word" xmlns:w="http://schemas.openxmlformats.org/wordprocessingml/2006/main" xmlns:w14="http://schemas.microsoft.com/office/word/2010/wordml" xmlns:w15="http://schemas.microsoft.com/office/word/2012/wordml" xmlns:w16cex="http://schemas.microsoft.com/office/word/2018/wordml/cex" xmlns:w16cid="http://schemas.microsoft.com/office/word/2016/wordml/cid" xmlns:w16="http://schemas.microsoft.com/office/word/2018/wordml" xmlns:w16sdtdh="http://schemas.microsoft.com/office/word/2020/wordml/sdtdatahash" xmlns:w16se="http://schemas.microsoft.com/office/word/2015/wordml/symex" xmlns:wpg="http://schemas.microsoft.com/office/word/2010/wordprocessingGroup" xmlns:wpi="http://schemas.microsoft.com/office/word/2010/wordprocessingInk" xmlns:wne="http://schemas.microsoft.com/office/word/2006/wordml" xmlns:wps="http://schemas.microsoft.com/office/word/2010/wordprocessingShape" mc:Ignorable="w14 w15 w16se w16cid w16 w16cex w16sdtdh wp14">
+<w:document xmlns:wpc="http://schemas.microsoft.com/office/word/2010/wordprocessingCanvas" xmlns:cx="http://schemas.microsoft.com/office/drawing/2014/chartex" xmlns:cx1="http://schemas.microsoft.com/office/drawing/2015/9/8/chartex" xmlns:cx2="http://schemas.microsoft.com/office/drawing/2015/10/21/chartex" xmlns:cx3="http://schemas.microsoft.com/office/drawing/2016/5/9/chartex" xmlns:cx4="http://schemas.microsoft.com/office/drawing/2016/5/10/chartex" xmlns:cx5="http://schemas.microsoft.com/office/drawing/2016/5/11/chartex" xmlns:cx6="http://schemas.microsoft.com/office/drawing/2016/5/12/chartex" xmlns:cx7="http://schemas.microsoft.com/office/drawing/2016/5/13/chartex" xmlns:cx8="http://schemas.microsoft.com/office/drawing/2016/5/14/chartex" xmlns:mc="http://schemas.openxmlformats.org/markup-compatibility/2006" xmlns:aink="http://schemas.microsoft.com/office/drawing/2016/ink" xmlns:am3d="http://schemas.microsoft.com/office/drawing/2017/model3d" xmlns:o="urn:schemas-microsoft-com:office:office" xmlns:oel="http://schemas.microsoft.com/office/2019/extlst" xmlns:r="http://schemas.openxmlformats.org/officeDocument/2006/relationships" xmlns:m="http://schemas.openxmlformats.org/officeDocument/2006/math" xmlns:v="urn:schemas-microsoft-com:vml" xmlns:wp14="http://schemas.microsoft.com/office/word/2010/wordprocessingDrawing" xmlns:wp="http://schemas.openxmlformats.org/drawingml/2006/wordprocessingDrawing" xmlns:w10="urn:schemas-microsoft-com:office:word" xmlns:w="http://schemas.openxmlformats.org/wordprocessingml/2006/main" xmlns:w14="http://schemas.microsoft.com/office/word/2010/wordml" xmlns:w15="http://schemas.microsoft.com/office/word/2012/wordml" xmlns:w16cex="http://schemas.microsoft.com/office/word/2018/wordml/cex" xmlns:w16cid="http://schemas.microsoft.com/office/word/2016/wordml/cid" xmlns:w16="http://schemas.microsoft.com/office/word/2018/wordml" xmlns:w16du="http://schemas.microsoft.com/office/word/2023/wordml/word16du" xmlns:w16sdtdh="http://schemas.microsoft.com/office/word/2020/wordml/sdtdatahash" xmlns:w16sdtfl="http://schemas.microsoft.com/office/word/2024/wordml/sdtformatlock" xmlns:w16se="http://schemas.microsoft.com/office/word/2015/wordml/symex" xmlns:wpg="http://schemas.microsoft.com/office/word/2010/wordprocessingGroup" xmlns:wpi="http://schemas.microsoft.com/office/word/2010/wordprocessingInk" xmlns:wne="http://schemas.microsoft.com/office/word/2006/wordml" xmlns:wps="http://schemas.microsoft.com/office/word/2010/wordprocessingShape" mc:Ignorable="w14 w15 w16se w16cid w16 w16cex w16sdtdh w16sdtfl w16du wp14">
   <w:body>
+    <w:p/>
     <w:p/>
     <w:p/>
     <w:p>
@@ -10,9 +11,43 @@
       </w:pPr>
       <w:r>
         <w:rPr>
-          <w:sz w:val="72"/>
+          <w:noProof/>
         </w:rPr>
-        <w:t>🐾</w:t>
+        <w:drawing>
+          <wp:inline distT="0" distB="0" distL="0" distR="0" wp14:anchorId="17271E36" wp14:editId="52BEBF1B">
+            <wp:extent cx="1371600" cy="1371600"/>
+            <wp:effectExtent l="0" t="0" r="0" b="0"/>
+            <wp:docPr id="1" name="Picture 1"/>
+            <wp:cNvGraphicFramePr>
+              <a:graphicFrameLocks xmlns:a="http://schemas.openxmlformats.org/drawingml/2006/main" noChangeAspect="1"/>
+            </wp:cNvGraphicFramePr>
+            <a:graphic xmlns:a="http://schemas.openxmlformats.org/drawingml/2006/main">
+              <a:graphicData uri="http://schemas.openxmlformats.org/drawingml/2006/picture">
+                <pic:pic xmlns:pic="http://schemas.openxmlformats.org/drawingml/2006/picture">
+                  <pic:nvPicPr>
+                    <pic:cNvPr id="0" name="image.png"/>
+                    <pic:cNvPicPr/>
+                  </pic:nvPicPr>
+                  <pic:blipFill>
+                    <a:blip r:embed="rId8"/>
+                    <a:stretch>
+                      <a:fillRect/>
+                    </a:stretch>
+                  </pic:blipFill>
+                  <pic:spPr>
+                    <a:xfrm>
+                      <a:off x="0" y="0"/>
+                      <a:ext cx="1371600" cy="1371600"/>
+                    </a:xfrm>
+                    <a:prstGeom prst="rect">
+                      <a:avLst/>
+                    </a:prstGeom>
+                  </pic:spPr>
+                </pic:pic>
+              </a:graphicData>
+            </a:graphic>
+          </wp:inline>
+        </w:drawing>
       </w:r>
     </w:p>
     <w:p>
@@ -72,6 +107,21 @@
       </w:r>
     </w:p>
     <w:p>
+      <w:r>
+        <w:t>Toth Robert</w:t>
+      </w:r>
+    </w:p>
+    <w:p>
+      <w:r>
+        <w:t>Acs Norbert</w:t>
+      </w:r>
+    </w:p>
+    <w:p>
+      <w:r>
+        <w:t>Szentpali Richard</w:t>
+      </w:r>
+    </w:p>
+    <w:p>
       <w:pPr>
         <w:pStyle w:val="Cmsor2"/>
       </w:pPr>
@@ -88,10 +138,7 @@
         <w:spacing w:after="80"/>
       </w:pPr>
       <w:r>
-        <w:t xml:space="preserve">A tesztelés manuálisan, böngészőből elvégzett funkcionális teszteléssel készült. A teszti esetek lefedik a fő </w:t>
-      </w:r>
-      <w:r>
-        <w:t>felhasználói folyamatokat, az adatvalidációt és a jogosultságkezelést.</w:t>
+        <w:t>A tesztelés manuálisan, böngészőből elvégzett funkcionális teszteléssel készült. A teszti esetek lefedik a fő felhasználói folyamatokat, az adatvalidációt és a jogosultságkezelést.</w:t>
       </w:r>
     </w:p>
     <w:p>
@@ -212,15 +259,23 @@
                 <w:color w:val="FFFFFF"/>
                 <w:sz w:val="20"/>
               </w:rPr>
-              <w:t>Leí</w:t>
-            </w:r>
+              <w:t>Leírás</w:t>
+            </w:r>
+          </w:p>
+        </w:tc>
+        <w:tc>
+          <w:tcPr>
+            <w:tcW w:w="1567" w:type="dxa"/>
+            <w:shd w:val="clear" w:color="auto" w:fill="1A1A2E"/>
+          </w:tcPr>
+          <w:p>
             <w:r>
               <w:rPr>
                 <w:b/>
                 <w:color w:val="FFFFFF"/>
                 <w:sz w:val="20"/>
               </w:rPr>
-              <w:t>rás</w:t>
+              <w:t>Bemenet</w:t>
             </w:r>
           </w:p>
         </w:tc>
@@ -236,7 +291,7 @@
                 <w:color w:val="FFFFFF"/>
                 <w:sz w:val="20"/>
               </w:rPr>
-              <w:t>Bemenet</w:t>
+              <w:t>Várt eredmény</w:t>
             </w:r>
           </w:p>
         </w:tc>
@@ -252,7 +307,7 @@
                 <w:color w:val="FFFFFF"/>
                 <w:sz w:val="20"/>
               </w:rPr>
-              <w:t>Várt eredmény</w:t>
+              <w:t>Tényleges eredmény</w:t>
             </w:r>
           </w:p>
         </w:tc>
@@ -268,22 +323,6 @@
                 <w:color w:val="FFFFFF"/>
                 <w:sz w:val="20"/>
               </w:rPr>
-              <w:t>Tényleges eredmény</w:t>
-            </w:r>
-          </w:p>
-        </w:tc>
-        <w:tc>
-          <w:tcPr>
-            <w:tcW w:w="1567" w:type="dxa"/>
-            <w:shd w:val="clear" w:color="auto" w:fill="1A1A2E"/>
-          </w:tcPr>
-          <w:p>
-            <w:r>
-              <w:rPr>
-                <w:b/>
-                <w:color w:val="FFFFFF"/>
-                <w:sz w:val="20"/>
-              </w:rPr>
               <w:t>Státusz</w:t>
             </w:r>
           </w:p>
@@ -422,13 +461,7 @@
               <w:rPr>
                 <w:sz w:val="19"/>
               </w:rPr>
-              <w:t xml:space="preserve">"Ez az </w:t>
-            </w:r>
-            <w:r>
-              <w:rPr>
-                <w:sz w:val="19"/>
-              </w:rPr>
-              <w:t>email már regisztrálva van!" hibaüzenet</w:t>
+              <w:t>"Ez az email már regisztrálva van!" hibaüzenet</w:t>
             </w:r>
           </w:p>
         </w:tc>
@@ -580,13 +613,7 @@
               <w:rPr>
                 <w:sz w:val="19"/>
               </w:rPr>
-              <w:t xml:space="preserve">Különböző </w:t>
-            </w:r>
-            <w:r>
-              <w:rPr>
-                <w:sz w:val="19"/>
-              </w:rPr>
-              <w:t>jelszavak</w:t>
+              <w:t>Különböző jelszavak</w:t>
             </w:r>
           </w:p>
         </w:tc>
@@ -808,13 +835,7 @@
               <w:rPr>
                 <w:sz w:val="19"/>
               </w:rPr>
-              <w:t xml:space="preserve">"Sikeres </w:t>
-            </w:r>
-            <w:r>
-              <w:rPr>
-                <w:sz w:val="19"/>
-              </w:rPr>
-              <w:t>bejelentkezés!", profilkép megjelenik a navban</w:t>
+              <w:t>"Sikeres bejelentkezés!", profilkép megjelenik a navban</w:t>
             </w:r>
           </w:p>
         </w:tc>
@@ -941,6 +962,7 @@
               <w:rPr>
                 <w:sz w:val="19"/>
               </w:rPr>
+              <w:lastRenderedPageBreak/>
               <w:t>LOG-03</w:t>
             </w:r>
           </w:p>
@@ -967,13 +989,7 @@
               <w:rPr>
                 <w:sz w:val="19"/>
               </w:rPr>
-              <w:t xml:space="preserve">Ismeretlen </w:t>
-            </w:r>
-            <w:r>
-              <w:rPr>
-                <w:sz w:val="19"/>
-              </w:rPr>
-              <w:t>email</w:t>
+              <w:t>Ismeretlen email</w:t>
             </w:r>
           </w:p>
         </w:tc>
@@ -1362,13 +1378,7 @@
               <w:rPr>
                 <w:sz w:val="19"/>
               </w:rPr>
-              <w:t xml:space="preserve">Ugyanolyan sikeres </w:t>
-            </w:r>
-            <w:r>
-              <w:rPr>
-                <w:sz w:val="19"/>
-              </w:rPr>
-              <w:t>üzenet (biztonsági okokból)</w:t>
+              <w:t>Ugyanolyan sikeres üzenet (biztonsági okokból)</w:t>
             </w:r>
           </w:p>
         </w:tc>
@@ -1520,13 +1530,7 @@
               <w:rPr>
                 <w:sz w:val="19"/>
               </w:rPr>
-              <w:t xml:space="preserve">5 </w:t>
-            </w:r>
-            <w:r>
-              <w:rPr>
-                <w:sz w:val="19"/>
-              </w:rPr>
-              <w:t>karakteres jelszó</w:t>
+              <w:t>5 karakteres jelszó</w:t>
             </w:r>
           </w:p>
         </w:tc>
@@ -1735,13 +1739,7 @@
               <w:rPr>
                 <w:sz w:val="19"/>
               </w:rPr>
-              <w:t xml:space="preserve">Oldal </w:t>
-            </w:r>
-            <w:r>
-              <w:rPr>
-                <w:sz w:val="19"/>
-              </w:rPr>
-              <w:t>megnyitása</w:t>
+              <w:t>Oldal megnyitása</w:t>
             </w:r>
           </w:p>
         </w:tc>
@@ -1894,13 +1892,7 @@
               <w:rPr>
                 <w:sz w:val="19"/>
               </w:rPr>
-              <w:t xml:space="preserve">Nem </w:t>
-            </w:r>
-            <w:r>
-              <w:rPr>
-                <w:sz w:val="19"/>
-              </w:rPr>
-              <w:t>szerinti szűrés</w:t>
+              <w:t>Nem szerinti szűrés</w:t>
             </w:r>
           </w:p>
         </w:tc>
@@ -2274,7 +2266,14 @@
               <w:rPr>
                 <w:sz w:val="19"/>
               </w:rPr>
-              <w:t>Feltöltés bejelentkezés nélkül</w:t>
+              <w:t xml:space="preserve">Feltöltés </w:t>
+            </w:r>
+            <w:r>
+              <w:rPr>
+                <w:sz w:val="19"/>
+              </w:rPr>
+              <w:lastRenderedPageBreak/>
+              <w:t>bejelentkezés nélkül</w:t>
             </w:r>
           </w:p>
         </w:tc>
@@ -2288,7 +2287,15 @@
               <w:rPr>
                 <w:sz w:val="19"/>
               </w:rPr>
-              <w:t>Admin panelre navigálás kijelentkezve</w:t>
+              <w:lastRenderedPageBreak/>
+              <w:t xml:space="preserve">Admin panelre </w:t>
+            </w:r>
+            <w:r>
+              <w:rPr>
+                <w:sz w:val="19"/>
+              </w:rPr>
+              <w:lastRenderedPageBreak/>
+              <w:t>navigálás kijelentkezve</w:t>
             </w:r>
           </w:p>
         </w:tc>
@@ -2302,7 +2309,15 @@
               <w:rPr>
                 <w:sz w:val="19"/>
               </w:rPr>
-              <w:t>Az oldal nem enged feltölteni (403 vagy redirect)</w:t>
+              <w:lastRenderedPageBreak/>
+              <w:t xml:space="preserve">Az oldal nem </w:t>
+            </w:r>
+            <w:r>
+              <w:rPr>
+                <w:sz w:val="19"/>
+              </w:rPr>
+              <w:lastRenderedPageBreak/>
+              <w:t>enged feltölteni (403 vagy redirect)</w:t>
             </w:r>
           </w:p>
         </w:tc>
@@ -2316,7 +2331,15 @@
               <w:rPr>
                 <w:sz w:val="19"/>
               </w:rPr>
-              <w:t>Jogosultsági hiba keletkezik</w:t>
+              <w:lastRenderedPageBreak/>
+              <w:t xml:space="preserve">Jogosultsági hiba </w:t>
+            </w:r>
+            <w:r>
+              <w:rPr>
+                <w:sz w:val="19"/>
+              </w:rPr>
+              <w:lastRenderedPageBreak/>
+              <w:t>keletkezik</w:t>
             </w:r>
           </w:p>
         </w:tc>
@@ -2330,6 +2353,7 @@
               <w:rPr>
                 <w:sz w:val="19"/>
               </w:rPr>
+              <w:lastRenderedPageBreak/>
               <w:t>PASS</w:t>
             </w:r>
           </w:p>
@@ -2384,13 +2408,7 @@
               <w:rPr>
                 <w:sz w:val="19"/>
               </w:rPr>
-              <w:t xml:space="preserve">A fajta megjelenik a </w:t>
-            </w:r>
-            <w:r>
-              <w:rPr>
-                <w:sz w:val="19"/>
-              </w:rPr>
-              <w:t>fajtak táblában</w:t>
+              <w:t>A fajta megjelenik a fajtak táblában</w:t>
             </w:r>
           </w:p>
         </w:tc>
@@ -2432,7 +2450,6 @@
               <w:rPr>
                 <w:sz w:val="19"/>
               </w:rPr>
-              <w:lastRenderedPageBreak/>
               <w:t>ADM-04</w:t>
             </w:r>
           </w:p>
@@ -2767,13 +2784,7 @@
               <w:rPr>
                 <w:sz w:val="19"/>
               </w:rPr>
-              <w:t xml:space="preserve">"A </w:t>
-            </w:r>
-            <w:r>
-              <w:rPr>
-                <w:sz w:val="19"/>
-              </w:rPr>
-              <w:t>jelentkezéshez be kell jelentkezned!" üzenet</w:t>
+              <w:t>"A jelentkezéshez be kell jelentkezned!" üzenet</w:t>
             </w:r>
           </w:p>
         </w:tc>
@@ -2911,13 +2922,7 @@
               <w:rPr>
                 <w:sz w:val="19"/>
               </w:rPr>
-              <w:t xml:space="preserve">Státusz </w:t>
-            </w:r>
-            <w:r>
-              <w:rPr>
-                <w:sz w:val="19"/>
-              </w:rPr>
-              <w:t>frissítés adminként</w:t>
+              <w:t>Státusz frissítés adminként</w:t>
             </w:r>
           </w:p>
         </w:tc>
@@ -3127,13 +3132,7 @@
               <w:rPr>
                 <w:sz w:val="19"/>
               </w:rPr>
-              <w:t xml:space="preserve">Sikeres </w:t>
-            </w:r>
-            <w:r>
-              <w:rPr>
-                <w:sz w:val="19"/>
-              </w:rPr>
-              <w:t>visszajelzés</w:t>
+              <w:t>Sikeres visszajelzés</w:t>
             </w:r>
           </w:p>
         </w:tc>
@@ -3287,14 +3286,7 @@
           <w:color w:val="1A1A2E"/>
           <w:sz w:val="26"/>
         </w:rPr>
-        <w:t xml:space="preserve">2.2.8 Profil </w:t>
-      </w:r>
-      <w:r>
-        <w:rPr>
-          <w:color w:val="1A1A2E"/>
-          <w:sz w:val="26"/>
-        </w:rPr>
-        <w:t>szerkesztése</w:t>
+        <w:t>2.2.8 Profil szerkesztése</w:t>
       </w:r>
     </w:p>
     <w:tbl>
@@ -3528,13 +3520,7 @@
               <w:rPr>
                 <w:sz w:val="19"/>
               </w:rPr>
-              <w:t xml:space="preserve">Képfájl </w:t>
-            </w:r>
-            <w:r>
-              <w:rPr>
-                <w:sz w:val="19"/>
-              </w:rPr>
-              <w:t>kiválasztása</w:t>
+              <w:t>Képfájl kiválasztása</w:t>
             </w:r>
           </w:p>
         </w:tc>
@@ -3548,7 +3534,14 @@
               <w:rPr>
                 <w:sz w:val="19"/>
               </w:rPr>
-              <w:t>A kép feltöltve, navban megjelenik az új kép</w:t>
+              <w:t xml:space="preserve">A kép feltöltve, navban megjelenik az új </w:t>
+            </w:r>
+            <w:r>
+              <w:rPr>
+                <w:sz w:val="19"/>
+              </w:rPr>
+              <w:lastRenderedPageBreak/>
+              <w:t>kép</w:t>
             </w:r>
           </w:p>
         </w:tc>
@@ -3562,6 +3555,7 @@
               <w:rPr>
                 <w:sz w:val="19"/>
               </w:rPr>
+              <w:lastRenderedPageBreak/>
               <w:t>Az elvárt viselkedés tapasztalható</w:t>
             </w:r>
           </w:p>
@@ -3672,15 +3666,7 @@
           <w:color w:val="E94560"/>
           <w:sz w:val="30"/>
         </w:rPr>
-        <w:lastRenderedPageBreak/>
-        <w:t xml:space="preserve">2.3 Biztonsági </w:t>
-      </w:r>
-      <w:r>
-        <w:rPr>
-          <w:color w:val="E94560"/>
-          <w:sz w:val="30"/>
-        </w:rPr>
-        <w:t>tesztek</w:t>
+        <w:t>2.3 Biztonsági tesztek</w:t>
       </w:r>
     </w:p>
     <w:tbl>
@@ -3884,13 +3870,7 @@
               <w:rPr>
                 <w:sz w:val="19"/>
               </w:rPr>
-              <w:t xml:space="preserve">GET </w:t>
-            </w:r>
-            <w:r>
-              <w:rPr>
-                <w:sz w:val="19"/>
-              </w:rPr>
-              <w:t>/api/adoptions normál felhasználóval</w:t>
+              <w:t>GET /api/adoptions normál felhasználóval</w:t>
             </w:r>
           </w:p>
         </w:tc>
@@ -4043,13 +4023,7 @@
               <w:rPr>
                 <w:sz w:val="19"/>
               </w:rPr>
-              <w:t xml:space="preserve">bcrypt </w:t>
-            </w:r>
-            <w:r>
-              <w:rPr>
-                <w:sz w:val="19"/>
-              </w:rPr>
-              <w:t>hash (nem plaintext) látható</w:t>
+              <w:t>bcrypt hash (nem plaintext) látható</w:t>
             </w:r>
           </w:p>
         </w:tc>
@@ -4724,6 +4698,8 @@
     <w:p/>
     <w:p/>
     <w:sectPr>
+      <w:headerReference w:type="default" r:id="rId9"/>
+      <w:footerReference w:type="default" r:id="rId10"/>
       <w:pgSz w:w="12240" w:h="15840"/>
       <w:pgMar w:top="1417" w:right="1134" w:bottom="1417" w:left="1701" w:header="720" w:footer="720" w:gutter="0"/>
       <w:cols w:space="720"/>
@@ -4733,8 +4709,78 @@
 </w:document>
 </file>
 
+<file path=word/endnotes.xml><?xml version="1.0" encoding="utf-8"?>
+<w:endnotes xmlns:wpc="http://schemas.microsoft.com/office/word/2010/wordprocessingCanvas" xmlns:cx="http://schemas.microsoft.com/office/drawing/2014/chartex" xmlns:cx1="http://schemas.microsoft.com/office/drawing/2015/9/8/chartex" xmlns:cx2="http://schemas.microsoft.com/office/drawing/2015/10/21/chartex" xmlns:cx3="http://schemas.microsoft.com/office/drawing/2016/5/9/chartex" xmlns:cx4="http://schemas.microsoft.com/office/drawing/2016/5/10/chartex" xmlns:cx5="http://schemas.microsoft.com/office/drawing/2016/5/11/chartex" xmlns:cx6="http://schemas.microsoft.com/office/drawing/2016/5/12/chartex" xmlns:cx7="http://schemas.microsoft.com/office/drawing/2016/5/13/chartex" xmlns:cx8="http://schemas.microsoft.com/office/drawing/2016/5/14/chartex" xmlns:mc="http://schemas.openxmlformats.org/markup-compatibility/2006" xmlns:aink="http://schemas.microsoft.com/office/drawing/2016/ink" xmlns:am3d="http://schemas.microsoft.com/office/drawing/2017/model3d" xmlns:o="urn:schemas-microsoft-com:office:office" xmlns:oel="http://schemas.microsoft.com/office/2019/extlst" xmlns:r="http://schemas.openxmlformats.org/officeDocument/2006/relationships" xmlns:m="http://schemas.openxmlformats.org/officeDocument/2006/math" xmlns:v="urn:schemas-microsoft-com:vml" xmlns:wp14="http://schemas.microsoft.com/office/word/2010/wordprocessingDrawing" xmlns:wp="http://schemas.openxmlformats.org/drawingml/2006/wordprocessingDrawing" xmlns:w10="urn:schemas-microsoft-com:office:word" xmlns:w="http://schemas.openxmlformats.org/wordprocessingml/2006/main" xmlns:w14="http://schemas.microsoft.com/office/word/2010/wordml" xmlns:w15="http://schemas.microsoft.com/office/word/2012/wordml" xmlns:w16cex="http://schemas.microsoft.com/office/word/2018/wordml/cex" xmlns:w16cid="http://schemas.microsoft.com/office/word/2016/wordml/cid" xmlns:w16="http://schemas.microsoft.com/office/word/2018/wordml" xmlns:w16du="http://schemas.microsoft.com/office/word/2023/wordml/word16du" xmlns:w16sdtdh="http://schemas.microsoft.com/office/word/2020/wordml/sdtdatahash" xmlns:w16sdtfl="http://schemas.microsoft.com/office/word/2024/wordml/sdtformatlock" xmlns:w16se="http://schemas.microsoft.com/office/word/2015/wordml/symex" xmlns:wpg="http://schemas.microsoft.com/office/word/2010/wordprocessingGroup" xmlns:wpi="http://schemas.microsoft.com/office/word/2010/wordprocessingInk" xmlns:wne="http://schemas.microsoft.com/office/word/2006/wordml" xmlns:wps="http://schemas.microsoft.com/office/word/2010/wordprocessingShape" mc:Ignorable="w14 w15 w16se w16cid w16 w16cex w16sdtdh w16sdtfl w16du wp14">
+  <w:endnote w:type="separator" w:id="-1">
+    <w:p>
+      <w:pPr>
+        <w:spacing w:after="0" w:line="240" w:lineRule="auto"/>
+      </w:pPr>
+      <w:r>
+        <w:separator/>
+      </w:r>
+    </w:p>
+  </w:endnote>
+  <w:endnote w:type="continuationSeparator" w:id="0">
+    <w:p>
+      <w:pPr>
+        <w:spacing w:after="0" w:line="240" w:lineRule="auto"/>
+      </w:pPr>
+      <w:r>
+        <w:continuationSeparator/>
+      </w:r>
+    </w:p>
+  </w:endnote>
+</w:endnotes>
+</file>
+
+<file path=word/footer1.xml><?xml version="1.0" encoding="utf-8"?>
+<w:ftr xmlns:wpc="http://schemas.microsoft.com/office/word/2010/wordprocessingCanvas" xmlns:cx="http://schemas.microsoft.com/office/drawing/2014/chartex" xmlns:cx1="http://schemas.microsoft.com/office/drawing/2015/9/8/chartex" xmlns:cx2="http://schemas.microsoft.com/office/drawing/2015/10/21/chartex" xmlns:cx3="http://schemas.microsoft.com/office/drawing/2016/5/9/chartex" xmlns:cx4="http://schemas.microsoft.com/office/drawing/2016/5/10/chartex" xmlns:cx5="http://schemas.microsoft.com/office/drawing/2016/5/11/chartex" xmlns:cx6="http://schemas.microsoft.com/office/drawing/2016/5/12/chartex" xmlns:cx7="http://schemas.microsoft.com/office/drawing/2016/5/13/chartex" xmlns:cx8="http://schemas.microsoft.com/office/drawing/2016/5/14/chartex" xmlns:mc="http://schemas.openxmlformats.org/markup-compatibility/2006" xmlns:aink="http://schemas.microsoft.com/office/drawing/2016/ink" xmlns:am3d="http://schemas.microsoft.com/office/drawing/2017/model3d" xmlns:o="urn:schemas-microsoft-com:office:office" xmlns:oel="http://schemas.microsoft.com/office/2019/extlst" xmlns:r="http://schemas.openxmlformats.org/officeDocument/2006/relationships" xmlns:m="http://schemas.openxmlformats.org/officeDocument/2006/math" xmlns:v="urn:schemas-microsoft-com:vml" xmlns:wp14="http://schemas.microsoft.com/office/word/2010/wordprocessingDrawing" xmlns:wp="http://schemas.openxmlformats.org/drawingml/2006/wordprocessingDrawing" xmlns:w10="urn:schemas-microsoft-com:office:word" xmlns:w="http://schemas.openxmlformats.org/wordprocessingml/2006/main" xmlns:w14="http://schemas.microsoft.com/office/word/2010/wordml" xmlns:w15="http://schemas.microsoft.com/office/word/2012/wordml" xmlns:w16cex="http://schemas.microsoft.com/office/word/2018/wordml/cex" xmlns:w16cid="http://schemas.microsoft.com/office/word/2016/wordml/cid" xmlns:w16="http://schemas.microsoft.com/office/word/2018/wordml" xmlns:w16du="http://schemas.microsoft.com/office/word/2023/wordml/word16du" xmlns:w16sdtdh="http://schemas.microsoft.com/office/word/2020/wordml/sdtdatahash" xmlns:w16sdtfl="http://schemas.microsoft.com/office/word/2024/wordml/sdtformatlock" xmlns:w16se="http://schemas.microsoft.com/office/word/2015/wordml/symex" xmlns:wpg="http://schemas.microsoft.com/office/word/2010/wordprocessingGroup" xmlns:wpi="http://schemas.microsoft.com/office/word/2010/wordprocessingInk" xmlns:wne="http://schemas.microsoft.com/office/word/2006/wordml" xmlns:wps="http://schemas.microsoft.com/office/word/2010/wordprocessingShape" mc:Ignorable="w14 w15 w16se w16cid w16 w16cex w16sdtdh w16sdtfl w16du wp14">
+  <w:p>
+    <w:r>
+      <w:t>2026.04.08</w:t>
+    </w:r>
+  </w:p>
+</w:ftr>
+</file>
+
+<file path=word/footnotes.xml><?xml version="1.0" encoding="utf-8"?>
+<w:footnotes xmlns:wpc="http://schemas.microsoft.com/office/word/2010/wordprocessingCanvas" xmlns:cx="http://schemas.microsoft.com/office/drawing/2014/chartex" xmlns:cx1="http://schemas.microsoft.com/office/drawing/2015/9/8/chartex" xmlns:cx2="http://schemas.microsoft.com/office/drawing/2015/10/21/chartex" xmlns:cx3="http://schemas.microsoft.com/office/drawing/2016/5/9/chartex" xmlns:cx4="http://schemas.microsoft.com/office/drawing/2016/5/10/chartex" xmlns:cx5="http://schemas.microsoft.com/office/drawing/2016/5/11/chartex" xmlns:cx6="http://schemas.microsoft.com/office/drawing/2016/5/12/chartex" xmlns:cx7="http://schemas.microsoft.com/office/drawing/2016/5/13/chartex" xmlns:cx8="http://schemas.microsoft.com/office/drawing/2016/5/14/chartex" xmlns:mc="http://schemas.openxmlformats.org/markup-compatibility/2006" xmlns:aink="http://schemas.microsoft.com/office/drawing/2016/ink" xmlns:am3d="http://schemas.microsoft.com/office/drawing/2017/model3d" xmlns:o="urn:schemas-microsoft-com:office:office" xmlns:oel="http://schemas.microsoft.com/office/2019/extlst" xmlns:r="http://schemas.openxmlformats.org/officeDocument/2006/relationships" xmlns:m="http://schemas.openxmlformats.org/officeDocument/2006/math" xmlns:v="urn:schemas-microsoft-com:vml" xmlns:wp14="http://schemas.microsoft.com/office/word/2010/wordprocessingDrawing" xmlns:wp="http://schemas.openxmlformats.org/drawingml/2006/wordprocessingDrawing" xmlns:w10="urn:schemas-microsoft-com:office:word" xmlns:w="http://schemas.openxmlformats.org/wordprocessingml/2006/main" xmlns:w14="http://schemas.microsoft.com/office/word/2010/wordml" xmlns:w15="http://schemas.microsoft.com/office/word/2012/wordml" xmlns:w16cex="http://schemas.microsoft.com/office/word/2018/wordml/cex" xmlns:w16cid="http://schemas.microsoft.com/office/word/2016/wordml/cid" xmlns:w16="http://schemas.microsoft.com/office/word/2018/wordml" xmlns:w16du="http://schemas.microsoft.com/office/word/2023/wordml/word16du" xmlns:w16sdtdh="http://schemas.microsoft.com/office/word/2020/wordml/sdtdatahash" xmlns:w16sdtfl="http://schemas.microsoft.com/office/word/2024/wordml/sdtformatlock" xmlns:w16se="http://schemas.microsoft.com/office/word/2015/wordml/symex" xmlns:wpg="http://schemas.microsoft.com/office/word/2010/wordprocessingGroup" xmlns:wpi="http://schemas.microsoft.com/office/word/2010/wordprocessingInk" xmlns:wne="http://schemas.microsoft.com/office/word/2006/wordml" xmlns:wps="http://schemas.microsoft.com/office/word/2010/wordprocessingShape" mc:Ignorable="w14 w15 w16se w16cid w16 w16cex w16sdtdh w16sdtfl w16du wp14">
+  <w:footnote w:type="separator" w:id="-1">
+    <w:p>
+      <w:pPr>
+        <w:spacing w:after="0" w:line="240" w:lineRule="auto"/>
+      </w:pPr>
+      <w:r>
+        <w:separator/>
+      </w:r>
+    </w:p>
+  </w:footnote>
+  <w:footnote w:type="continuationSeparator" w:id="0">
+    <w:p>
+      <w:pPr>
+        <w:spacing w:after="0" w:line="240" w:lineRule="auto"/>
+      </w:pPr>
+      <w:r>
+        <w:continuationSeparator/>
+      </w:r>
+    </w:p>
+  </w:footnote>
+</w:footnotes>
+</file>
+
+<file path=word/header1.xml><?xml version="1.0" encoding="utf-8"?>
+<w:hdr xmlns:wpc="http://schemas.microsoft.com/office/word/2010/wordprocessingCanvas" xmlns:cx="http://schemas.microsoft.com/office/drawing/2014/chartex" xmlns:cx1="http://schemas.microsoft.com/office/drawing/2015/9/8/chartex" xmlns:cx2="http://schemas.microsoft.com/office/drawing/2015/10/21/chartex" xmlns:cx3="http://schemas.microsoft.com/office/drawing/2016/5/9/chartex" xmlns:cx4="http://schemas.microsoft.com/office/drawing/2016/5/10/chartex" xmlns:cx5="http://schemas.microsoft.com/office/drawing/2016/5/11/chartex" xmlns:cx6="http://schemas.microsoft.com/office/drawing/2016/5/12/chartex" xmlns:cx7="http://schemas.microsoft.com/office/drawing/2016/5/13/chartex" xmlns:cx8="http://schemas.microsoft.com/office/drawing/2016/5/14/chartex" xmlns:mc="http://schemas.openxmlformats.org/markup-compatibility/2006" xmlns:aink="http://schemas.microsoft.com/office/drawing/2016/ink" xmlns:am3d="http://schemas.microsoft.com/office/drawing/2017/model3d" xmlns:o="urn:schemas-microsoft-com:office:office" xmlns:oel="http://schemas.microsoft.com/office/2019/extlst" xmlns:r="http://schemas.openxmlformats.org/officeDocument/2006/relationships" xmlns:m="http://schemas.openxmlformats.org/officeDocument/2006/math" xmlns:v="urn:schemas-microsoft-com:vml" xmlns:wp14="http://schemas.microsoft.com/office/word/2010/wordprocessingDrawing" xmlns:wp="http://schemas.openxmlformats.org/drawingml/2006/wordprocessingDrawing" xmlns:w10="urn:schemas-microsoft-com:office:word" xmlns:w="http://schemas.openxmlformats.org/wordprocessingml/2006/main" xmlns:w14="http://schemas.microsoft.com/office/word/2010/wordml" xmlns:w15="http://schemas.microsoft.com/office/word/2012/wordml" xmlns:w16cex="http://schemas.microsoft.com/office/word/2018/wordml/cex" xmlns:w16cid="http://schemas.microsoft.com/office/word/2016/wordml/cid" xmlns:w16="http://schemas.microsoft.com/office/word/2018/wordml" xmlns:w16du="http://schemas.microsoft.com/office/word/2023/wordml/word16du" xmlns:w16sdtdh="http://schemas.microsoft.com/office/word/2020/wordml/sdtdatahash" xmlns:w16sdtfl="http://schemas.microsoft.com/office/word/2024/wordml/sdtformatlock" xmlns:w16se="http://schemas.microsoft.com/office/word/2015/wordml/symex" xmlns:wpg="http://schemas.microsoft.com/office/word/2010/wordprocessingGroup" xmlns:wpi="http://schemas.microsoft.com/office/word/2010/wordprocessingInk" xmlns:wne="http://schemas.microsoft.com/office/word/2006/wordml" xmlns:wps="http://schemas.microsoft.com/office/word/2010/wordprocessingShape" mc:Ignorable="w14 w15 w16se w16cid w16 w16cex w16sdtdh w16sdtfl w16du wp14">
+  <w:p>
+    <w:r>
+      <w:t>Kutyamenhely</w:t>
+    </w:r>
+  </w:p>
+</w:hdr>
+</file>
+
 <file path=word/numbering.xml><?xml version="1.0" encoding="utf-8"?>
-<w:numbering xmlns:wpc="http://schemas.microsoft.com/office/word/2010/wordprocessingCanvas" xmlns:cx="http://schemas.microsoft.com/office/drawing/2014/chartex" xmlns:cx1="http://schemas.microsoft.com/office/drawing/2015/9/8/chartex" xmlns:cx2="http://schemas.microsoft.com/office/drawing/2015/10/21/chartex" xmlns:cx3="http://schemas.microsoft.com/office/drawing/2016/5/9/chartex" xmlns:cx4="http://schemas.microsoft.com/office/drawing/2016/5/10/chartex" xmlns:cx5="http://schemas.microsoft.com/office/drawing/2016/5/11/chartex" xmlns:cx6="http://schemas.microsoft.com/office/drawing/2016/5/12/chartex" xmlns:cx7="http://schemas.microsoft.com/office/drawing/2016/5/13/chartex" xmlns:cx8="http://schemas.microsoft.com/office/drawing/2016/5/14/chartex" xmlns:mc="http://schemas.openxmlformats.org/markup-compatibility/2006" xmlns:aink="http://schemas.microsoft.com/office/drawing/2016/ink" xmlns:am3d="http://schemas.microsoft.com/office/drawing/2017/model3d" xmlns:o="urn:schemas-microsoft-com:office:office" xmlns:r="http://schemas.openxmlformats.org/officeDocument/2006/relationships" xmlns:m="http://schemas.openxmlformats.org/officeDocument/2006/math" xmlns:v="urn:schemas-microsoft-com:vml" xmlns:wp14="http://schemas.microsoft.com/office/word/2010/wordprocessingDrawing" xmlns:wp="http://schemas.openxmlformats.org/drawingml/2006/wordprocessingDrawing" xmlns:w10="urn:schemas-microsoft-com:office:word" xmlns:w="http://schemas.openxmlformats.org/wordprocessingml/2006/main" xmlns:w14="http://schemas.microsoft.com/office/word/2010/wordml" xmlns:w15="http://schemas.microsoft.com/office/word/2012/wordml" xmlns:w16cex="http://schemas.microsoft.com/office/word/2018/wordml/cex" xmlns:w16cid="http://schemas.microsoft.com/office/word/2016/wordml/cid" xmlns:w16="http://schemas.microsoft.com/office/word/2018/wordml" xmlns:w16sdtdh="http://schemas.microsoft.com/office/word/2020/wordml/sdtdatahash" xmlns:w16se="http://schemas.microsoft.com/office/word/2015/wordml/symex" xmlns:wpg="http://schemas.microsoft.com/office/word/2010/wordprocessingGroup" xmlns:wpi="http://schemas.microsoft.com/office/word/2010/wordprocessingInk" xmlns:wne="http://schemas.microsoft.com/office/word/2006/wordml" xmlns:wps="http://schemas.microsoft.com/office/word/2010/wordprocessingShape" mc:Ignorable="w14 w15 w16se w16cid w16 w16cex w16sdtdh wp14">
+<w:numbering xmlns:wpc="http://schemas.microsoft.com/office/word/2010/wordprocessingCanvas" xmlns:cx="http://schemas.microsoft.com/office/drawing/2014/chartex" xmlns:cx1="http://schemas.microsoft.com/office/drawing/2015/9/8/chartex" xmlns:cx2="http://schemas.microsoft.com/office/drawing/2015/10/21/chartex" xmlns:cx3="http://schemas.microsoft.com/office/drawing/2016/5/9/chartex" xmlns:cx4="http://schemas.microsoft.com/office/drawing/2016/5/10/chartex" xmlns:cx5="http://schemas.microsoft.com/office/drawing/2016/5/11/chartex" xmlns:cx6="http://schemas.microsoft.com/office/drawing/2016/5/12/chartex" xmlns:cx7="http://schemas.microsoft.com/office/drawing/2016/5/13/chartex" xmlns:cx8="http://schemas.microsoft.com/office/drawing/2016/5/14/chartex" xmlns:mc="http://schemas.openxmlformats.org/markup-compatibility/2006" xmlns:aink="http://schemas.microsoft.com/office/drawing/2016/ink" xmlns:am3d="http://schemas.microsoft.com/office/drawing/2017/model3d" xmlns:o="urn:schemas-microsoft-com:office:office" xmlns:oel="http://schemas.microsoft.com/office/2019/extlst" xmlns:r="http://schemas.openxmlformats.org/officeDocument/2006/relationships" xmlns:m="http://schemas.openxmlformats.org/officeDocument/2006/math" xmlns:v="urn:schemas-microsoft-com:vml" xmlns:wp14="http://schemas.microsoft.com/office/word/2010/wordprocessingDrawing" xmlns:wp="http://schemas.openxmlformats.org/drawingml/2006/wordprocessingDrawing" xmlns:w10="urn:schemas-microsoft-com:office:word" xmlns:w="http://schemas.openxmlformats.org/wordprocessingml/2006/main" xmlns:w14="http://schemas.microsoft.com/office/word/2010/wordml" xmlns:w15="http://schemas.microsoft.com/office/word/2012/wordml" xmlns:w16cex="http://schemas.microsoft.com/office/word/2018/wordml/cex" xmlns:w16cid="http://schemas.microsoft.com/office/word/2016/wordml/cid" xmlns:w16="http://schemas.microsoft.com/office/word/2018/wordml" xmlns:w16du="http://schemas.microsoft.com/office/word/2023/wordml/word16du" xmlns:w16sdtdh="http://schemas.microsoft.com/office/word/2020/wordml/sdtdatahash" xmlns:w16sdtfl="http://schemas.microsoft.com/office/word/2024/wordml/sdtformatlock" xmlns:w16se="http://schemas.microsoft.com/office/word/2015/wordml/symex" xmlns:wpg="http://schemas.microsoft.com/office/word/2010/wordprocessingGroup" xmlns:wpi="http://schemas.microsoft.com/office/word/2010/wordprocessingInk" xmlns:wne="http://schemas.microsoft.com/office/word/2006/wordml" xmlns:wps="http://schemas.microsoft.com/office/word/2010/wordprocessingShape" mc:Ignorable="w14 w15 w16se w16cid w16 w16cex w16sdtdh w16sdtfl w16du wp14">
   <w:abstractNum w:abstractNumId="0" w15:restartNumberingAfterBreak="0">
     <w:nsid w:val="FFFFFF7C"/>
     <w:multiLevelType w:val="singleLevel"/>
@@ -4906,38 +4952,38 @@
       </w:rPr>
     </w:lvl>
   </w:abstractNum>
-  <w:num w:numId="1">
+  <w:num w:numId="1" w16cid:durableId="1585261217">
     <w:abstractNumId w:val="8"/>
   </w:num>
-  <w:num w:numId="2">
+  <w:num w:numId="2" w16cid:durableId="559098016">
     <w:abstractNumId w:val="6"/>
   </w:num>
-  <w:num w:numId="3">
+  <w:num w:numId="3" w16cid:durableId="141047506">
     <w:abstractNumId w:val="5"/>
   </w:num>
-  <w:num w:numId="4">
+  <w:num w:numId="4" w16cid:durableId="894314350">
     <w:abstractNumId w:val="4"/>
   </w:num>
-  <w:num w:numId="5">
+  <w:num w:numId="5" w16cid:durableId="158693532">
     <w:abstractNumId w:val="7"/>
   </w:num>
-  <w:num w:numId="6">
+  <w:num w:numId="6" w16cid:durableId="1444039144">
     <w:abstractNumId w:val="3"/>
   </w:num>
-  <w:num w:numId="7">
+  <w:num w:numId="7" w16cid:durableId="244194908">
     <w:abstractNumId w:val="2"/>
   </w:num>
-  <w:num w:numId="8">
+  <w:num w:numId="8" w16cid:durableId="1142381797">
     <w:abstractNumId w:val="1"/>
   </w:num>
-  <w:num w:numId="9">
+  <w:num w:numId="9" w16cid:durableId="1984458624">
     <w:abstractNumId w:val="0"/>
   </w:num>
 </w:numbering>
 </file>
 
 <file path=word/styles.xml><?xml version="1.0" encoding="utf-8"?>
-<w:styles xmlns:mc="http://schemas.openxmlformats.org/markup-compatibility/2006" xmlns:r="http://schemas.openxmlformats.org/officeDocument/2006/relationships" xmlns:w="http://schemas.openxmlformats.org/wordprocessingml/2006/main" xmlns:w14="http://schemas.microsoft.com/office/word/2010/wordml" xmlns:w15="http://schemas.microsoft.com/office/word/2012/wordml" xmlns:w16cex="http://schemas.microsoft.com/office/word/2018/wordml/cex" xmlns:w16cid="http://schemas.microsoft.com/office/word/2016/wordml/cid" xmlns:w16="http://schemas.microsoft.com/office/word/2018/wordml" xmlns:w16sdtdh="http://schemas.microsoft.com/office/word/2020/wordml/sdtdatahash" xmlns:w16se="http://schemas.microsoft.com/office/word/2015/wordml/symex" mc:Ignorable="w14 w15 w16se w16cid w16 w16cex w16sdtdh">
+<w:styles xmlns:mc="http://schemas.openxmlformats.org/markup-compatibility/2006" xmlns:r="http://schemas.openxmlformats.org/officeDocument/2006/relationships" xmlns:w="http://schemas.openxmlformats.org/wordprocessingml/2006/main" xmlns:w14="http://schemas.microsoft.com/office/word/2010/wordml" xmlns:w15="http://schemas.microsoft.com/office/word/2012/wordml" xmlns:w16cex="http://schemas.microsoft.com/office/word/2018/wordml/cex" xmlns:w16cid="http://schemas.microsoft.com/office/word/2016/wordml/cid" xmlns:w16="http://schemas.microsoft.com/office/word/2018/wordml" xmlns:w16du="http://schemas.microsoft.com/office/word/2023/wordml/word16du" xmlns:w16sdtdh="http://schemas.microsoft.com/office/word/2020/wordml/sdtdatahash" xmlns:w16sdtfl="http://schemas.microsoft.com/office/word/2024/wordml/sdtformatlock" xmlns:w16se="http://schemas.microsoft.com/office/word/2015/wordml/symex" mc:Ignorable="w14 w15 w16se w16cid w16 w16cex w16sdtdh w16sdtfl w16du">
   <w:docDefaults>
     <w:rPrDefault>
       <w:rPr>
@@ -5221,11 +5267,6 @@
     <w:lsdException w:name="Book Title" w:uiPriority="33" w:qFormat="1"/>
     <w:lsdException w:name="Bibliography" w:semiHidden="1" w:uiPriority="37" w:unhideWhenUsed="1"/>
     <w:lsdException w:name="TOC Heading" w:semiHidden="1" w:uiPriority="39" w:unhideWhenUsed="1" w:qFormat="1"/>
-    <w:lsdException w:name="Plain Table 5" w:semiHidden="1" w:unhideWhenUsed="1"/>
-    <w:lsdException w:name="Grid Table Light" w:semiHidden="1" w:unhideWhenUsed="1"/>
-    <w:lsdException w:name="Grid Table 1 Light" w:semiHidden="1" w:unhideWhenUsed="1"/>
-    <w:lsdException w:name="Grid Table 2" w:semiHidden="1" w:unhideWhenUsed="1"/>
-    <w:lsdException w:name="Grid Table 3" w:semiHidden="1" w:unhideWhenUsed="1"/>
     <w:lsdException w:name="Grid Table 4" w:uiPriority="49"/>
     <w:lsdException w:name="Grid Table 5 Dark" w:uiPriority="50"/>
     <w:lsdException w:name="Grid Table 6 Colorful" w:uiPriority="51"/>

--- a/DOKUMENTUMOK/2_Tesztelesi_Dokumentacio.docx
+++ b/DOKUMENTUMOK/2_Tesztelesi_Dokumentacio.docx
@@ -2,7 +2,22 @@
 <file path=word/document.xml><?xml version="1.0" encoding="utf-8"?>
 <w:document xmlns:wpc="http://schemas.microsoft.com/office/word/2010/wordprocessingCanvas" xmlns:cx="http://schemas.microsoft.com/office/drawing/2014/chartex" xmlns:cx1="http://schemas.microsoft.com/office/drawing/2015/9/8/chartex" xmlns:cx2="http://schemas.microsoft.com/office/drawing/2015/10/21/chartex" xmlns:cx3="http://schemas.microsoft.com/office/drawing/2016/5/9/chartex" xmlns:cx4="http://schemas.microsoft.com/office/drawing/2016/5/10/chartex" xmlns:cx5="http://schemas.microsoft.com/office/drawing/2016/5/11/chartex" xmlns:cx6="http://schemas.microsoft.com/office/drawing/2016/5/12/chartex" xmlns:cx7="http://schemas.microsoft.com/office/drawing/2016/5/13/chartex" xmlns:cx8="http://schemas.microsoft.com/office/drawing/2016/5/14/chartex" xmlns:mc="http://schemas.openxmlformats.org/markup-compatibility/2006" xmlns:aink="http://schemas.microsoft.com/office/drawing/2016/ink" xmlns:am3d="http://schemas.microsoft.com/office/drawing/2017/model3d" xmlns:o="urn:schemas-microsoft-com:office:office" xmlns:oel="http://schemas.microsoft.com/office/2019/extlst" xmlns:r="http://schemas.openxmlformats.org/officeDocument/2006/relationships" xmlns:m="http://schemas.openxmlformats.org/officeDocument/2006/math" xmlns:v="urn:schemas-microsoft-com:vml" xmlns:wp14="http://schemas.microsoft.com/office/word/2010/wordprocessingDrawing" xmlns:wp="http://schemas.openxmlformats.org/drawingml/2006/wordprocessingDrawing" xmlns:w10="urn:schemas-microsoft-com:office:word" xmlns:w="http://schemas.openxmlformats.org/wordprocessingml/2006/main" xmlns:w14="http://schemas.microsoft.com/office/word/2010/wordml" xmlns:w15="http://schemas.microsoft.com/office/word/2012/wordml" xmlns:w16cex="http://schemas.microsoft.com/office/word/2018/wordml/cex" xmlns:w16cid="http://schemas.microsoft.com/office/word/2016/wordml/cid" xmlns:w16="http://schemas.microsoft.com/office/word/2018/wordml" xmlns:w16du="http://schemas.microsoft.com/office/word/2023/wordml/word16du" xmlns:w16sdtdh="http://schemas.microsoft.com/office/word/2020/wordml/sdtdatahash" xmlns:w16sdtfl="http://schemas.microsoft.com/office/word/2024/wordml/sdtformatlock" xmlns:w16se="http://schemas.microsoft.com/office/word/2015/wordml/symex" xmlns:wpg="http://schemas.microsoft.com/office/word/2010/wordprocessingGroup" xmlns:wpi="http://schemas.microsoft.com/office/word/2010/wordprocessingInk" xmlns:wne="http://schemas.microsoft.com/office/word/2006/wordml" xmlns:wps="http://schemas.microsoft.com/office/word/2010/wordprocessingShape" mc:Ignorable="w14 w15 w16se w16cid w16 w16cex w16sdtdh w16sdtfl w16du wp14">
   <w:body>
-    <w:p/>
+    <w:p>
+      <w:pPr>
+        <w:jc w:val="center"/>
+      </w:pPr>
+      <w:r>
+        <w:t>Budapesti Gazdasági Szakképzési Centrum Pestszentlőrinci Technikum</w:t>
+      </w:r>
+    </w:p>
+    <w:p>
+      <w:pPr>
+        <w:jc w:val="center"/>
+      </w:pPr>
+      <w:r>
+        <w:t>1184 Budapest Hengersor 34.</w:t>
+      </w:r>
+    </w:p>
     <w:p/>
     <w:p/>
     <w:p>
@@ -52,16 +67,12 @@
     </w:p>
     <w:p>
       <w:pPr>
-        <w:jc w:val="center"/>
-      </w:pPr>
-      <w:r>
         <w:rPr>
           <w:b/>
           <w:color w:val="1A1A2E"/>
           <w:sz w:val="28"/>
         </w:rPr>
-        <w:t>Robi &amp; Ricsi &amp; Norbi Kutyamenhely</w:t>
-      </w:r>
+      </w:pPr>
     </w:p>
     <w:p/>
     <w:p>
@@ -80,12 +91,57 @@
     <w:p>
       <w:pPr>
         <w:jc w:val="center"/>
+        <w:rPr>
+          <w:b/>
+          <w:bCs/>
+          <w:sz w:val="32"/>
+          <w:szCs w:val="32"/>
+        </w:rPr>
+      </w:pPr>
+      <w:r>
+        <w:rPr>
+          <w:b/>
+          <w:bCs/>
+          <w:color w:val="1A1A2E"/>
+          <w:sz w:val="32"/>
+          <w:szCs w:val="32"/>
+        </w:rPr>
+        <w:t>Vizsgaremek</w:t>
+      </w:r>
+    </w:p>
+    <w:p>
+      <w:pPr>
+        <w:jc w:val="center"/>
+      </w:pPr>
+      <w:r>
+        <w:rPr>
+          <w:b/>
+          <w:color w:val="1A1A2E"/>
+        </w:rPr>
+        <w:t>Készítették: Szentpáli Richárd, Ács Norbert, Tóth Róbert</w:t>
+      </w:r>
+    </w:p>
+    <w:p>
+      <w:pPr>
+        <w:jc w:val="center"/>
       </w:pPr>
       <w:r>
         <w:rPr>
           <w:color w:val="718096"/>
         </w:rPr>
-        <w:t>2026. március 15.</w:t>
+        <w:t>Konzul</w:t>
+      </w:r>
+      <w:r>
+        <w:rPr>
+          <w:color w:val="718096"/>
+        </w:rPr>
+        <w:t>ens tanár</w:t>
+      </w:r>
+      <w:r>
+        <w:rPr>
+          <w:color w:val="718096"/>
+        </w:rPr>
+        <w:t>: Kovács Árpád</w:t>
       </w:r>
     </w:p>
     <w:p>
@@ -104,21 +160,6 @@
         </w:rPr>
         <w:lastRenderedPageBreak/>
         <w:t>2. TESZTELÉSI DOKUMENTÁCIÓ</w:t>
-      </w:r>
-    </w:p>
-    <w:p>
-      <w:r>
-        <w:t>Toth Robert</w:t>
-      </w:r>
-    </w:p>
-    <w:p>
-      <w:r>
-        <w:t>Acs Norbert</w:t>
-      </w:r>
-    </w:p>
-    <w:p>
-      <w:r>
-        <w:t>Szentpali Richard</w:t>
       </w:r>
     </w:p>
     <w:p>
@@ -161,6 +202,9 @@
       <w:r>
         <w:t>OS: Windows 11</w:t>
       </w:r>
+      <w:r>
+        <w:t>/10</w:t>
+      </w:r>
     </w:p>
     <w:p>
       <w:pPr>
@@ -181,6 +225,9 @@
       <w:r>
         <w:t>Adatbázis: MariaDB 10.4.28, port 3307</w:t>
       </w:r>
+      <w:r>
+        <w:t>/3306</w:t>
+      </w:r>
     </w:p>
     <w:p>
       <w:pPr>
@@ -189,7 +236,10 @@
         <w:ind w:left="283"/>
       </w:pPr>
       <w:r>
-        <w:t>Böngésző: Google Chrome 124</w:t>
+        <w:t xml:space="preserve">Böngésző: Google Chrome </w:t>
+      </w:r>
+      <w:r>
+        <w:t>/ Brave</w:t>
       </w:r>
     </w:p>
     <w:p>
@@ -962,7 +1012,6 @@
               <w:rPr>
                 <w:sz w:val="19"/>
               </w:rPr>
-              <w:lastRenderedPageBreak/>
               <w:t>LOG-03</w:t>
             </w:r>
           </w:p>
@@ -2038,6 +2087,11 @@
     </w:tbl>
     <w:p/>
     <w:p>
+      <w:r>
+        <w:br w:type="page"/>
+      </w:r>
+    </w:p>
+    <w:p>
       <w:pPr>
         <w:pStyle w:val="Cmsor3"/>
       </w:pPr>
@@ -2046,6 +2100,7 @@
           <w:color w:val="1A1A2E"/>
           <w:sz w:val="26"/>
         </w:rPr>
+        <w:lastRenderedPageBreak/>
         <w:t>2.2.5 Adminisztrátori kutya-feltöltés</w:t>
       </w:r>
     </w:p>
@@ -2266,14 +2321,7 @@
               <w:rPr>
                 <w:sz w:val="19"/>
               </w:rPr>
-              <w:t xml:space="preserve">Feltöltés </w:t>
-            </w:r>
-            <w:r>
-              <w:rPr>
-                <w:sz w:val="19"/>
-              </w:rPr>
-              <w:lastRenderedPageBreak/>
-              <w:t>bejelentkezés nélkül</w:t>
+              <w:t>Feltöltés bejelentkezés nélkül</w:t>
             </w:r>
           </w:p>
         </w:tc>
@@ -2287,15 +2335,7 @@
               <w:rPr>
                 <w:sz w:val="19"/>
               </w:rPr>
-              <w:lastRenderedPageBreak/>
-              <w:t xml:space="preserve">Admin panelre </w:t>
-            </w:r>
-            <w:r>
-              <w:rPr>
-                <w:sz w:val="19"/>
-              </w:rPr>
-              <w:lastRenderedPageBreak/>
-              <w:t>navigálás kijelentkezve</w:t>
+              <w:t>Admin panelre navigálás kijelentkezve</w:t>
             </w:r>
           </w:p>
         </w:tc>
@@ -2309,15 +2349,7 @@
               <w:rPr>
                 <w:sz w:val="19"/>
               </w:rPr>
-              <w:lastRenderedPageBreak/>
-              <w:t xml:space="preserve">Az oldal nem </w:t>
-            </w:r>
-            <w:r>
-              <w:rPr>
-                <w:sz w:val="19"/>
-              </w:rPr>
-              <w:lastRenderedPageBreak/>
-              <w:t>enged feltölteni (403 vagy redirect)</w:t>
+              <w:t>Az oldal nem enged feltölteni (403 vagy redirect)</w:t>
             </w:r>
           </w:p>
         </w:tc>
@@ -2331,15 +2363,7 @@
               <w:rPr>
                 <w:sz w:val="19"/>
               </w:rPr>
-              <w:lastRenderedPageBreak/>
-              <w:t xml:space="preserve">Jogosultsági hiba </w:t>
-            </w:r>
-            <w:r>
-              <w:rPr>
-                <w:sz w:val="19"/>
-              </w:rPr>
-              <w:lastRenderedPageBreak/>
-              <w:t>keletkezik</w:t>
+              <w:t>Jogosultsági hiba keletkezik</w:t>
             </w:r>
           </w:p>
         </w:tc>
@@ -2353,7 +2377,6 @@
               <w:rPr>
                 <w:sz w:val="19"/>
               </w:rPr>
-              <w:lastRenderedPageBreak/>
               <w:t>PASS</w:t>
             </w:r>
           </w:p>
@@ -3278,6 +3301,11 @@
     </w:tbl>
     <w:p/>
     <w:p>
+      <w:r>
+        <w:br w:type="page"/>
+      </w:r>
+    </w:p>
+    <w:p>
       <w:pPr>
         <w:pStyle w:val="Cmsor3"/>
       </w:pPr>
@@ -3286,6 +3314,7 @@
           <w:color w:val="1A1A2E"/>
           <w:sz w:val="26"/>
         </w:rPr>
+        <w:lastRenderedPageBreak/>
         <w:t>2.2.8 Profil szerkesztése</w:t>
       </w:r>
     </w:p>
@@ -3534,14 +3563,7 @@
               <w:rPr>
                 <w:sz w:val="19"/>
               </w:rPr>
-              <w:t xml:space="preserve">A kép feltöltve, navban megjelenik az új </w:t>
-            </w:r>
-            <w:r>
-              <w:rPr>
-                <w:sz w:val="19"/>
-              </w:rPr>
-              <w:lastRenderedPageBreak/>
-              <w:t>kép</w:t>
+              <w:t>A kép feltöltve, navban megjelenik az új kép</w:t>
             </w:r>
           </w:p>
         </w:tc>
@@ -3555,7 +3577,6 @@
               <w:rPr>
                 <w:sz w:val="19"/>
               </w:rPr>
-              <w:lastRenderedPageBreak/>
               <w:t>Az elvárt viselkedés tapasztalható</w:t>
             </w:r>
           </w:p>
@@ -4697,6 +4718,174 @@
     </w:tbl>
     <w:p/>
     <w:p/>
+    <w:p>
+      <w:r>
+        <w:br w:type="page"/>
+      </w:r>
+    </w:p>
+    <w:p>
+      <w:pPr>
+        <w:pStyle w:val="Cmsor2"/>
+      </w:pPr>
+      <w:r>
+        <w:rPr>
+          <w:color w:val="E94560"/>
+          <w:sz w:val="30"/>
+        </w:rPr>
+        <w:lastRenderedPageBreak/>
+        <w:t>2.5 Önértékelés</w:t>
+      </w:r>
+    </w:p>
+    <w:p>
+      <w:r>
+        <w:t>A tesztelési folyamat során megismerkedünk a szoftver minőségbiztosítás alapjaival. Képesek voltunk az alkalmazás funkcionális és biztonsági hibáinak azonosítására, és a feltárt hibákat javítottuk.</w:t>
+      </w:r>
+    </w:p>
+    <w:p>
+      <w:r>
+        <w:t>A tesztelés során tanuls</w:t>
+      </w:r>
+      <w:r>
+        <w:t>á</w:t>
+      </w:r>
+      <w:r>
+        <w:t>gos volt, hogy a határes</w:t>
+      </w:r>
+      <w:r>
+        <w:t>e</w:t>
+      </w:r>
+      <w:r>
+        <w:t>tekre (üres mezők, hibás adatok, jogosultság-sértési kísérletek) különösen figyelni kell. A jövőben automatizált tesztek bevezetésével a minőségbiztosítás hatékonyabbá tehető.</w:t>
+      </w:r>
+    </w:p>
+    <w:p/>
+    <w:p>
+      <w:pPr>
+        <w:pStyle w:val="Cmsor2"/>
+      </w:pPr>
+      <w:r>
+        <w:rPr>
+          <w:color w:val="E94560"/>
+          <w:sz w:val="30"/>
+        </w:rPr>
+        <w:t>2.6 Fejlesztési lehetőségek a tesztelésben</w:t>
+      </w:r>
+    </w:p>
+    <w:p>
+      <w:pPr>
+        <w:numPr>
+          <w:ilvl w:val="0"/>
+          <w:numId w:val="1"/>
+        </w:numPr>
+      </w:pPr>
+      <w:r>
+        <w:rPr>
+          <w:b/>
+        </w:rPr>
+        <w:t xml:space="preserve">Automatizált egységtesztek: </w:t>
+      </w:r>
+      <w:r>
+        <w:t>Jest vagy Mocha keret rendszerrel az API végpontok folyamatos tesztelésére</w:t>
+      </w:r>
+    </w:p>
+    <w:p>
+      <w:pPr>
+        <w:numPr>
+          <w:ilvl w:val="0"/>
+          <w:numId w:val="1"/>
+        </w:numPr>
+      </w:pPr>
+      <w:r>
+        <w:rPr>
+          <w:b/>
+        </w:rPr>
+        <w:t xml:space="preserve">End-to-end tesztek: </w:t>
+      </w:r>
+      <w:r>
+        <w:t>Playwright vagy Cypress segítségével a teljes felhasználói útvonalon</w:t>
+      </w:r>
+    </w:p>
+    <w:p>
+      <w:pPr>
+        <w:numPr>
+          <w:ilvl w:val="0"/>
+          <w:numId w:val="1"/>
+        </w:numPr>
+      </w:pPr>
+      <w:r>
+        <w:rPr>
+          <w:b/>
+        </w:rPr>
+        <w:t xml:space="preserve">Terheléstesztelés: </w:t>
+      </w:r>
+      <w:r>
+        <w:t>Apache JMeter-rel egyidejű kérések szimulálása</w:t>
+      </w:r>
+    </w:p>
+    <w:p>
+      <w:pPr>
+        <w:numPr>
+          <w:ilvl w:val="0"/>
+          <w:numId w:val="1"/>
+        </w:numPr>
+      </w:pPr>
+      <w:r>
+        <w:rPr>
+          <w:b/>
+        </w:rPr>
+        <w:t xml:space="preserve">CI/CD integráció: </w:t>
+      </w:r>
+      <w:r>
+        <w:t>GitHub Actions segítségével automatikus tesztek futása minden push esetén</w:t>
+      </w:r>
+    </w:p>
+    <w:p/>
+    <w:p>
+      <w:pPr>
+        <w:pStyle w:val="Cmsor2"/>
+      </w:pPr>
+      <w:r>
+        <w:rPr>
+          <w:color w:val="E94560"/>
+          <w:sz w:val="30"/>
+        </w:rPr>
+        <w:t>Felhasznált irodalom</w:t>
+      </w:r>
+    </w:p>
+    <w:p>
+      <w:pPr>
+        <w:numPr>
+          <w:ilvl w:val="0"/>
+          <w:numId w:val="1"/>
+        </w:numPr>
+      </w:pPr>
+      <w:r>
+        <w:t xml:space="preserve">OWASP Testing Guide – </w:t>
+      </w:r>
+      <w:r>
+        <w:rPr>
+          <w:color w:val="E94560"/>
+        </w:rPr>
+        <w:t>https://owasp.org/www-project-web-security-testing-guide</w:t>
+      </w:r>
+    </w:p>
+    <w:p>
+      <w:pPr>
+        <w:numPr>
+          <w:ilvl w:val="0"/>
+          <w:numId w:val="1"/>
+        </w:numPr>
+      </w:pPr>
+      <w:r>
+        <w:t xml:space="preserve">MDN Web Docs – </w:t>
+      </w:r>
+      <w:r>
+        <w:rPr>
+          <w:color w:val="E94560"/>
+        </w:rPr>
+        <w:t>https://developer.mozilla.org</w:t>
+      </w:r>
+    </w:p>
     <w:sectPr>
       <w:headerReference w:type="default" r:id="rId9"/>
       <w:footerReference w:type="default" r:id="rId10"/>
@@ -4772,8 +4961,11 @@
 <file path=word/header1.xml><?xml version="1.0" encoding="utf-8"?>
 <w:hdr xmlns:wpc="http://schemas.microsoft.com/office/word/2010/wordprocessingCanvas" xmlns:cx="http://schemas.microsoft.com/office/drawing/2014/chartex" xmlns:cx1="http://schemas.microsoft.com/office/drawing/2015/9/8/chartex" xmlns:cx2="http://schemas.microsoft.com/office/drawing/2015/10/21/chartex" xmlns:cx3="http://schemas.microsoft.com/office/drawing/2016/5/9/chartex" xmlns:cx4="http://schemas.microsoft.com/office/drawing/2016/5/10/chartex" xmlns:cx5="http://schemas.microsoft.com/office/drawing/2016/5/11/chartex" xmlns:cx6="http://schemas.microsoft.com/office/drawing/2016/5/12/chartex" xmlns:cx7="http://schemas.microsoft.com/office/drawing/2016/5/13/chartex" xmlns:cx8="http://schemas.microsoft.com/office/drawing/2016/5/14/chartex" xmlns:mc="http://schemas.openxmlformats.org/markup-compatibility/2006" xmlns:aink="http://schemas.microsoft.com/office/drawing/2016/ink" xmlns:am3d="http://schemas.microsoft.com/office/drawing/2017/model3d" xmlns:o="urn:schemas-microsoft-com:office:office" xmlns:oel="http://schemas.microsoft.com/office/2019/extlst" xmlns:r="http://schemas.openxmlformats.org/officeDocument/2006/relationships" xmlns:m="http://schemas.openxmlformats.org/officeDocument/2006/math" xmlns:v="urn:schemas-microsoft-com:vml" xmlns:wp14="http://schemas.microsoft.com/office/word/2010/wordprocessingDrawing" xmlns:wp="http://schemas.openxmlformats.org/drawingml/2006/wordprocessingDrawing" xmlns:w10="urn:schemas-microsoft-com:office:word" xmlns:w="http://schemas.openxmlformats.org/wordprocessingml/2006/main" xmlns:w14="http://schemas.microsoft.com/office/word/2010/wordml" xmlns:w15="http://schemas.microsoft.com/office/word/2012/wordml" xmlns:w16cex="http://schemas.microsoft.com/office/word/2018/wordml/cex" xmlns:w16cid="http://schemas.microsoft.com/office/word/2016/wordml/cid" xmlns:w16="http://schemas.microsoft.com/office/word/2018/wordml" xmlns:w16du="http://schemas.microsoft.com/office/word/2023/wordml/word16du" xmlns:w16sdtdh="http://schemas.microsoft.com/office/word/2020/wordml/sdtdatahash" xmlns:w16sdtfl="http://schemas.microsoft.com/office/word/2024/wordml/sdtformatlock" xmlns:w16se="http://schemas.microsoft.com/office/word/2015/wordml/symex" xmlns:wpg="http://schemas.microsoft.com/office/word/2010/wordprocessingGroup" xmlns:wpi="http://schemas.microsoft.com/office/word/2010/wordprocessingInk" xmlns:wne="http://schemas.microsoft.com/office/word/2006/wordml" xmlns:wps="http://schemas.microsoft.com/office/word/2010/wordprocessingShape" mc:Ignorable="w14 w15 w16se w16cid w16 w16cex w16sdtdh w16sdtfl w16du wp14">
   <w:p>
+    <w:pPr>
+      <w:pStyle w:val="lfej"/>
+    </w:pPr>
     <w:r>
-      <w:t>Kutyamenhely</w:t>
+      <w:t>Robi &amp; Ricsi &amp; Norbi Kutyamenhely</w:t>
     </w:r>
   </w:p>
 </w:hdr>
@@ -5588,7 +5780,6 @@
   <w:style w:type="character" w:default="1" w:styleId="Bekezdsalapbettpusa">
     <w:name w:val="Default Paragraph Font"/>
     <w:uiPriority w:val="1"/>
-    <w:semiHidden/>
     <w:unhideWhenUsed/>
   </w:style>
   <w:style w:type="table" w:default="1" w:styleId="Normltblzat">
